--- a/docs/NEED2DONE_LAUNCH/02_LEGAL_POLICIES_&_COMPLIANCE/03_Cancellation_Policy.docx
+++ b/docs/NEED2DONE_LAUNCH/02_LEGAL_POLICIES_&_COMPLIANCE/03_Cancellation_Policy.docx
@@ -38,7 +38,22 @@
           <w:color w:val="1E293B"/>
           <w:sz w:val="21"/>
         </w:rPr>
-        <w:t xml:space="preserve"> October 2026</w:t>
+        <w:t xml:space="preserve"> October 2026 </w:t>
+      </w:r>
+      <w:r>
+        <w:rPr>
+          <w:b/>
+          <w:color w:val="1E293B"/>
+          <w:sz w:val="21"/>
+        </w:rPr>
+        <w:t>Effective Date:</w:t>
+      </w:r>
+      <w:r>
+        <w:rPr>
+          <w:color w:val="1E293B"/>
+          <w:sz w:val="21"/>
+        </w:rPr>
+        <w:t xml:space="preserve"> Immediate upon order booking.</w:t>
       </w:r>
     </w:p>
     <w:p>
@@ -89,7 +104,7 @@
           <w:color w:val="1E293B"/>
           <w:sz w:val="21"/>
         </w:rPr>
-        <w:t>, we strive to provide reliable and swift hyperlocal task execution. Because our independent Delivery Partners (Helpers) commit their time and fuel immediately upon accepting an order, our cancellation policy balances flexibility for customers with fair compensation for Helpers.</w:t>
+        <w:t>, we aim to provide maximum scheduling flexibility for customers while ensuring fair compensation for independent delivery runners and service helpers who commit their time, fuel, and equipment upon booking confirmation.</w:t>
       </w:r>
     </w:p>
     <w:p>
@@ -113,7 +128,7 @@
           <w:color w:val="022B5E"/>
           <w:sz w:val="28"/>
         </w:rPr>
-        <w:t>2. Customer-Initiated Cancellations by Service Vertical</w:t>
+        <w:t>2. Cancellation Rules by Service Category</w:t>
       </w:r>
     </w:p>
     <w:p>
@@ -126,133 +141,430 @@
           <w:color w:val="FF7D00"/>
           <w:sz w:val="24"/>
         </w:rPr>
-        <w:t>A. Home Services Bookings</w:t>
+        <w:t>A. Home Services</w:t>
       </w:r>
     </w:p>
+    <w:tbl>
+      <w:tblPr>
+        <w:tblW w:type="auto" w:w="0"/>
+        <w:jc w:val="center"/>
+        <w:tblLayout w:type="autofit"/>
+        <w:tblLook w:firstColumn="1" w:firstRow="1" w:lastColumn="0" w:lastRow="0" w:noHBand="0" w:noVBand="1" w:val="04A0"/>
+      </w:tblPr>
+      <w:tblGrid>
+        <w:gridCol w:w="3312"/>
+        <w:gridCol w:w="3312"/>
+        <w:gridCol w:w="3312"/>
+      </w:tblGrid>
+      <w:tr>
+        <w:tc>
+          <w:tcPr>
+            <w:tcW w:type="dxa" w:w="3312"/>
+            <w:shd w:fill="022B5E"/>
+            <w:tcMar>
+              <w:top w:w="140" w:type="dxa"/>
+              <w:bottom w:w="140" w:type="dxa"/>
+              <w:left w:w="140" w:type="dxa"/>
+              <w:right w:w="140" w:type="dxa"/>
+            </w:tcMar>
+          </w:tcPr>
+          <w:p>
+            <w:pPr>
+              <w:spacing w:after="40" w:before="40"/>
+            </w:pPr>
+            <w:r>
+              <w:rPr>
+                <w:b/>
+              </w:rPr>
+            </w:r>
+            <w:r>
+              <w:rPr>
+                <w:color w:val="FFFFFF"/>
+                <w:sz w:val="19"/>
+              </w:rPr>
+              <w:t>Timing of Cancellation</w:t>
+            </w:r>
+          </w:p>
+        </w:tc>
+        <w:tc>
+          <w:tcPr>
+            <w:tcW w:type="dxa" w:w="3312"/>
+            <w:shd w:fill="022B5E"/>
+            <w:tcMar>
+              <w:top w:w="140" w:type="dxa"/>
+              <w:bottom w:w="140" w:type="dxa"/>
+              <w:left w:w="140" w:type="dxa"/>
+              <w:right w:w="140" w:type="dxa"/>
+            </w:tcMar>
+          </w:tcPr>
+          <w:p>
+            <w:pPr>
+              <w:spacing w:after="40" w:before="40"/>
+            </w:pPr>
+            <w:r>
+              <w:rPr>
+                <w:b/>
+              </w:rPr>
+            </w:r>
+            <w:r>
+              <w:rPr>
+                <w:color w:val="FFFFFF"/>
+                <w:sz w:val="19"/>
+              </w:rPr>
+              <w:t>Cancellation Fee</w:t>
+            </w:r>
+          </w:p>
+        </w:tc>
+        <w:tc>
+          <w:tcPr>
+            <w:tcW w:type="dxa" w:w="3312"/>
+            <w:shd w:fill="022B5E"/>
+            <w:tcMar>
+              <w:top w:w="140" w:type="dxa"/>
+              <w:bottom w:w="140" w:type="dxa"/>
+              <w:left w:w="140" w:type="dxa"/>
+              <w:right w:w="140" w:type="dxa"/>
+            </w:tcMar>
+          </w:tcPr>
+          <w:p>
+            <w:pPr>
+              <w:spacing w:after="40" w:before="40"/>
+            </w:pPr>
+            <w:r>
+              <w:rPr>
+                <w:b/>
+              </w:rPr>
+            </w:r>
+            <w:r>
+              <w:rPr>
+                <w:color w:val="FFFFFF"/>
+                <w:sz w:val="19"/>
+              </w:rPr>
+              <w:t>Refund / Adjustment</w:t>
+            </w:r>
+          </w:p>
+        </w:tc>
+      </w:tr>
+      <w:tr>
+        <w:tc>
+          <w:tcPr>
+            <w:tcW w:type="dxa" w:w="3312"/>
+            <w:shd w:fill="F8FAFC"/>
+            <w:tcMar>
+              <w:top w:w="100" w:type="dxa"/>
+              <w:bottom w:w="100" w:type="dxa"/>
+              <w:left w:w="140" w:type="dxa"/>
+              <w:right w:w="140" w:type="dxa"/>
+            </w:tcMar>
+          </w:tcPr>
+          <w:p>
+            <w:pPr>
+              <w:spacing w:after="40" w:before="40"/>
+            </w:pPr>
+            <w:r/>
+            <w:r>
+              <w:rPr>
+                <w:color w:val="1E293B"/>
+                <w:sz w:val="18"/>
+              </w:rPr>
+            </w:r>
+            <w:r>
+              <w:rPr>
+                <w:b/>
+                <w:color w:val="1E293B"/>
+                <w:sz w:val="18"/>
+              </w:rPr>
+              <w:t>More than 2 hours before scheduled slot</w:t>
+            </w:r>
+            <w:r>
+              <w:rPr>
+                <w:color w:val="1E293B"/>
+                <w:sz w:val="18"/>
+              </w:rPr>
+            </w:r>
+          </w:p>
+        </w:tc>
+        <w:tc>
+          <w:tcPr>
+            <w:tcW w:type="dxa" w:w="3312"/>
+            <w:shd w:fill="F8FAFC"/>
+            <w:tcMar>
+              <w:top w:w="100" w:type="dxa"/>
+              <w:bottom w:w="100" w:type="dxa"/>
+              <w:left w:w="140" w:type="dxa"/>
+              <w:right w:w="140" w:type="dxa"/>
+            </w:tcMar>
+          </w:tcPr>
+          <w:p>
+            <w:pPr>
+              <w:spacing w:after="40" w:before="40"/>
+            </w:pPr>
+            <w:r/>
+            <w:r>
+              <w:rPr>
+                <w:color w:val="1E293B"/>
+                <w:sz w:val="18"/>
+              </w:rPr>
+            </w:r>
+            <w:r>
+              <w:rPr>
+                <w:b/>
+                <w:color w:val="1E293B"/>
+                <w:sz w:val="18"/>
+              </w:rPr>
+              <w:t>₹0 (Free)</w:t>
+            </w:r>
+            <w:r>
+              <w:rPr>
+                <w:color w:val="1E293B"/>
+                <w:sz w:val="18"/>
+              </w:rPr>
+            </w:r>
+          </w:p>
+        </w:tc>
+        <w:tc>
+          <w:tcPr>
+            <w:tcW w:type="dxa" w:w="3312"/>
+            <w:shd w:fill="F8FAFC"/>
+            <w:tcMar>
+              <w:top w:w="100" w:type="dxa"/>
+              <w:bottom w:w="100" w:type="dxa"/>
+              <w:left w:w="140" w:type="dxa"/>
+              <w:right w:w="140" w:type="dxa"/>
+            </w:tcMar>
+          </w:tcPr>
+          <w:p>
+            <w:pPr>
+              <w:spacing w:after="40" w:before="40"/>
+            </w:pPr>
+            <w:r/>
+            <w:r>
+              <w:rPr>
+                <w:color w:val="1E293B"/>
+                <w:sz w:val="18"/>
+              </w:rPr>
+              <w:t>100% full refund of any prepaid amount</w:t>
+            </w:r>
+          </w:p>
+        </w:tc>
+      </w:tr>
+      <w:tr>
+        <w:tc>
+          <w:tcPr>
+            <w:tcW w:type="dxa" w:w="3312"/>
+            <w:shd w:fill="FFFFFF"/>
+            <w:tcMar>
+              <w:top w:w="100" w:type="dxa"/>
+              <w:bottom w:w="100" w:type="dxa"/>
+              <w:left w:w="140" w:type="dxa"/>
+              <w:right w:w="140" w:type="dxa"/>
+            </w:tcMar>
+          </w:tcPr>
+          <w:p>
+            <w:pPr>
+              <w:spacing w:after="40" w:before="40"/>
+            </w:pPr>
+            <w:r/>
+            <w:r>
+              <w:rPr>
+                <w:color w:val="1E293B"/>
+                <w:sz w:val="18"/>
+              </w:rPr>
+            </w:r>
+            <w:r>
+              <w:rPr>
+                <w:b/>
+                <w:color w:val="1E293B"/>
+                <w:sz w:val="18"/>
+              </w:rPr>
+              <w:t>Within 2 hours of scheduled slot</w:t>
+            </w:r>
+            <w:r>
+              <w:rPr>
+                <w:color w:val="1E293B"/>
+                <w:sz w:val="18"/>
+              </w:rPr>
+            </w:r>
+          </w:p>
+        </w:tc>
+        <w:tc>
+          <w:tcPr>
+            <w:tcW w:type="dxa" w:w="3312"/>
+            <w:shd w:fill="FFFFFF"/>
+            <w:tcMar>
+              <w:top w:w="100" w:type="dxa"/>
+              <w:bottom w:w="100" w:type="dxa"/>
+              <w:left w:w="140" w:type="dxa"/>
+              <w:right w:w="140" w:type="dxa"/>
+            </w:tcMar>
+          </w:tcPr>
+          <w:p>
+            <w:pPr>
+              <w:spacing w:after="40" w:before="40"/>
+            </w:pPr>
+            <w:r/>
+            <w:r>
+              <w:rPr>
+                <w:color w:val="1E293B"/>
+                <w:sz w:val="18"/>
+              </w:rPr>
+            </w:r>
+            <w:r>
+              <w:rPr>
+                <w:b/>
+                <w:color w:val="1E293B"/>
+                <w:sz w:val="18"/>
+              </w:rPr>
+              <w:t>₹50</w:t>
+            </w:r>
+            <w:r>
+              <w:rPr>
+                <w:color w:val="1E293B"/>
+                <w:sz w:val="18"/>
+              </w:rPr>
+            </w:r>
+          </w:p>
+        </w:tc>
+        <w:tc>
+          <w:tcPr>
+            <w:tcW w:type="dxa" w:w="3312"/>
+            <w:shd w:fill="FFFFFF"/>
+            <w:tcMar>
+              <w:top w:w="100" w:type="dxa"/>
+              <w:bottom w:w="100" w:type="dxa"/>
+              <w:left w:w="140" w:type="dxa"/>
+              <w:right w:w="140" w:type="dxa"/>
+            </w:tcMar>
+          </w:tcPr>
+          <w:p>
+            <w:pPr>
+              <w:spacing w:after="40" w:before="40"/>
+            </w:pPr>
+            <w:r/>
+            <w:r>
+              <w:rPr>
+                <w:color w:val="1E293B"/>
+                <w:sz w:val="18"/>
+              </w:rPr>
+              <w:t>Balance refunded to original payment mode</w:t>
+            </w:r>
+          </w:p>
+        </w:tc>
+      </w:tr>
+      <w:tr>
+        <w:tc>
+          <w:tcPr>
+            <w:tcW w:type="dxa" w:w="3312"/>
+            <w:shd w:fill="F8FAFC"/>
+            <w:tcMar>
+              <w:top w:w="100" w:type="dxa"/>
+              <w:bottom w:w="100" w:type="dxa"/>
+              <w:left w:w="140" w:type="dxa"/>
+              <w:right w:w="140" w:type="dxa"/>
+            </w:tcMar>
+          </w:tcPr>
+          <w:p>
+            <w:pPr>
+              <w:spacing w:after="40" w:before="40"/>
+            </w:pPr>
+            <w:r/>
+            <w:r>
+              <w:rPr>
+                <w:color w:val="1E293B"/>
+                <w:sz w:val="18"/>
+              </w:rPr>
+            </w:r>
+            <w:r>
+              <w:rPr>
+                <w:b/>
+                <w:color w:val="1E293B"/>
+                <w:sz w:val="18"/>
+              </w:rPr>
+              <w:t>After Helper arrival at customer premises</w:t>
+            </w:r>
+            <w:r>
+              <w:rPr>
+                <w:color w:val="1E293B"/>
+                <w:sz w:val="18"/>
+              </w:rPr>
+            </w:r>
+          </w:p>
+        </w:tc>
+        <w:tc>
+          <w:tcPr>
+            <w:tcW w:type="dxa" w:w="3312"/>
+            <w:shd w:fill="F8FAFC"/>
+            <w:tcMar>
+              <w:top w:w="100" w:type="dxa"/>
+              <w:bottom w:w="100" w:type="dxa"/>
+              <w:left w:w="140" w:type="dxa"/>
+              <w:right w:w="140" w:type="dxa"/>
+            </w:tcMar>
+          </w:tcPr>
+          <w:p>
+            <w:pPr>
+              <w:spacing w:after="40" w:before="40"/>
+            </w:pPr>
+            <w:r/>
+            <w:r>
+              <w:rPr>
+                <w:color w:val="1E293B"/>
+                <w:sz w:val="18"/>
+              </w:rPr>
+            </w:r>
+            <w:r>
+              <w:rPr>
+                <w:b/>
+                <w:color w:val="1E293B"/>
+                <w:sz w:val="18"/>
+              </w:rPr>
+              <w:t>Base Service Rate</w:t>
+            </w:r>
+            <w:r>
+              <w:rPr>
+                <w:color w:val="1E293B"/>
+                <w:sz w:val="18"/>
+              </w:rPr>
+            </w:r>
+          </w:p>
+        </w:tc>
+        <w:tc>
+          <w:tcPr>
+            <w:tcW w:type="dxa" w:w="3312"/>
+            <w:shd w:fill="F8FAFC"/>
+            <w:tcMar>
+              <w:top w:w="100" w:type="dxa"/>
+              <w:bottom w:w="100" w:type="dxa"/>
+              <w:left w:w="140" w:type="dxa"/>
+              <w:right w:w="140" w:type="dxa"/>
+            </w:tcMar>
+          </w:tcPr>
+          <w:p>
+            <w:pPr>
+              <w:spacing w:after="40" w:before="40"/>
+            </w:pPr>
+            <w:r/>
+            <w:r>
+              <w:rPr>
+                <w:color w:val="1E293B"/>
+                <w:sz w:val="18"/>
+              </w:rPr>
+              <w:t>Helper visit compensation; balance refunded</w:t>
+            </w:r>
+          </w:p>
+        </w:tc>
+      </w:tr>
+    </w:tbl>
+    <w:p/>
     <w:p>
       <w:pPr>
-        <w:pStyle w:val="ListBullet"/>
-        <w:spacing w:after="60" w:line="276" w:lineRule="auto"/>
+        <w:spacing w:before="120" w:after="120"/>
       </w:pPr>
       <w:r>
         <w:rPr>
-          <w:color w:val="1E293B"/>
-          <w:sz w:val="21"/>
+          <w:color w:val="E2E8F0"/>
         </w:rPr>
-      </w:r>
-      <w:r>
-        <w:rPr>
-          <w:b/>
-          <w:color w:val="1E293B"/>
-          <w:sz w:val="21"/>
-        </w:rPr>
-        <w:t>Cancellation &gt; 2 Hours before Slot:</w:t>
-      </w:r>
-      <w:r>
-        <w:rPr>
-          <w:color w:val="1E293B"/>
-          <w:sz w:val="21"/>
-        </w:rPr>
-        <w:t xml:space="preserve"> </w:t>
-      </w:r>
-      <w:r>
-        <w:rPr>
-          <w:b/>
-          <w:color w:val="1E293B"/>
-          <w:sz w:val="21"/>
-        </w:rPr>
-        <w:t>₹0 (100% Free Cancellation)</w:t>
-      </w:r>
-      <w:r>
-        <w:rPr>
-          <w:color w:val="1E293B"/>
-          <w:sz w:val="21"/>
-        </w:rPr>
-        <w:t>. Full refund if prepaid.</w:t>
-      </w:r>
-    </w:p>
-    <w:p>
-      <w:pPr>
-        <w:pStyle w:val="ListBullet"/>
-        <w:spacing w:after="60" w:line="276" w:lineRule="auto"/>
-      </w:pPr>
-      <w:r>
-        <w:rPr>
-          <w:color w:val="1E293B"/>
-          <w:sz w:val="21"/>
-        </w:rPr>
-      </w:r>
-      <w:r>
-        <w:rPr>
-          <w:b/>
-          <w:color w:val="1E293B"/>
-          <w:sz w:val="21"/>
-        </w:rPr>
-        <w:t>Cancellation &lt; 2 Hours before Slot:</w:t>
-      </w:r>
-      <w:r>
-        <w:rPr>
-          <w:color w:val="1E293B"/>
-          <w:sz w:val="21"/>
-        </w:rPr>
-        <w:t xml:space="preserve"> </w:t>
-      </w:r>
-      <w:r>
-        <w:rPr>
-          <w:b/>
-          <w:color w:val="1E293B"/>
-          <w:sz w:val="21"/>
-        </w:rPr>
-        <w:t>₹50 - ₹100</w:t>
-      </w:r>
-      <w:r>
-        <w:rPr>
-          <w:color w:val="1E293B"/>
-          <w:sz w:val="21"/>
-        </w:rPr>
-        <w:t xml:space="preserve"> convenience deduction to compensate the allocated service professional.</w:t>
-      </w:r>
-    </w:p>
-    <w:p>
-      <w:pPr>
-        <w:pStyle w:val="ListBullet"/>
-        <w:spacing w:after="60" w:line="276" w:lineRule="auto"/>
-      </w:pPr>
-      <w:r>
-        <w:rPr>
-          <w:color w:val="1E293B"/>
-          <w:sz w:val="21"/>
-        </w:rPr>
-      </w:r>
-      <w:r>
-        <w:rPr>
-          <w:b/>
-          <w:color w:val="1E293B"/>
-          <w:sz w:val="21"/>
-        </w:rPr>
-        <w:t>Cancellation after Helper Arrival at Customer Address:</w:t>
-      </w:r>
-      <w:r>
-        <w:rPr>
-          <w:color w:val="1E293B"/>
-          <w:sz w:val="21"/>
-        </w:rPr>
-        <w:t xml:space="preserve"> </w:t>
-      </w:r>
-      <w:r>
-        <w:rPr>
-          <w:b/>
-          <w:color w:val="1E293B"/>
-          <w:sz w:val="21"/>
-        </w:rPr>
-        <w:t>Base Service Minimum Fare</w:t>
-      </w:r>
-      <w:r>
-        <w:rPr>
-          <w:color w:val="1E293B"/>
-          <w:sz w:val="21"/>
-        </w:rPr>
-        <w:t xml:space="preserve"> (to cover helper commute and blocked schedule).</w:t>
+        <w:t>———————————————————————————————————————————————————————</w:t>
       </w:r>
     </w:p>
     <w:p>
@@ -265,7 +577,7 @@
           <w:color w:val="FF7D00"/>
           <w:sz w:val="24"/>
         </w:rPr>
-        <w:t>B. Medicine Delivery &amp; Custom Work Tasks</w:t>
+        <w:t>B. Medicine, Food &amp; Grocery Delivery Tasks</w:t>
       </w:r>
     </w:p>
     <w:tbl>
@@ -364,7 +676,7 @@
                 <w:color w:val="FFFFFF"/>
                 <w:sz w:val="19"/>
               </w:rPr>
-              <w:t>Notes</w:t>
+              <w:t>Liability &amp; Notes</w:t>
             </w:r>
           </w:p>
         </w:tc>
@@ -436,7 +748,7 @@
                 <w:color w:val="1E293B"/>
                 <w:sz w:val="18"/>
               </w:rPr>
-              <w:t>₹0 (No Fee)</w:t>
+              <w:t>₹0 (Free)</w:t>
             </w:r>
             <w:r>
               <w:rPr>
@@ -467,7 +779,7 @@
                 <w:color w:val="1E293B"/>
                 <w:sz w:val="18"/>
               </w:rPr>
-              <w:t>Order can be cancelled instantly via WhatsApp Bot without any deduction.</w:t>
+              <w:t>Immediate cancellation via WhatsApp bot</w:t>
             </w:r>
           </w:p>
         </w:tc>
@@ -501,7 +813,7 @@
                 <w:color w:val="1E293B"/>
                 <w:sz w:val="18"/>
               </w:rPr>
-              <w:t>Helper Assigned (Within 2 mins)</w:t>
+              <w:t>Helper Assigned (Within 2 minutes)</w:t>
             </w:r>
             <w:r>
               <w:rPr>
@@ -570,7 +882,7 @@
                 <w:color w:val="1E293B"/>
                 <w:sz w:val="18"/>
               </w:rPr>
-              <w:t>Customer may cancel without penalty if cancelled within 2 minutes of helper acceptance.</w:t>
+              <w:t>No deduction</w:t>
             </w:r>
           </w:p>
         </w:tc>
@@ -604,7 +916,7 @@
                 <w:color w:val="1E293B"/>
                 <w:sz w:val="18"/>
               </w:rPr>
-              <w:t>Helper Assigned &amp; En Route to Pharmacy/Store</w:t>
+              <w:t>Helper En Route to Store / Pharmacy</w:t>
             </w:r>
             <w:r>
               <w:rPr>
@@ -642,7 +954,7 @@
                 <w:color w:val="1E293B"/>
                 <w:sz w:val="18"/>
               </w:rPr>
-              <w:t>₹20 - ₹50 (Travel Fee)</w:t>
+              <w:t>₹20 - ₹40 (Travel Base)</w:t>
             </w:r>
             <w:r>
               <w:rPr>
@@ -673,7 +985,7 @@
                 <w:color w:val="1E293B"/>
                 <w:sz w:val="18"/>
               </w:rPr>
-              <w:t>To compensate the Helper for distance and fuel incurred towards pickup location.</w:t>
+              <w:t>Covers helper transit fuel and time</w:t>
             </w:r>
           </w:p>
         </w:tc>
@@ -707,7 +1019,7 @@
                 <w:color w:val="1E293B"/>
                 <w:sz w:val="18"/>
               </w:rPr>
-              <w:t>Items / Medicines Purchased at Pharmacy</w:t>
+              <w:t>Items / Medicines Purchased at Merchant</w:t>
             </w:r>
             <w:r>
               <w:rPr>
@@ -745,7 +1057,7 @@
                 <w:color w:val="1E293B"/>
                 <w:sz w:val="18"/>
               </w:rPr>
-              <w:t>100% of Delivery Fee + Actual Bill</w:t>
+              <w:t>100% of Bill + Delivery Fee</w:t>
             </w:r>
             <w:r>
               <w:rPr>
@@ -776,7 +1088,7 @@
                 <w:color w:val="1E293B"/>
                 <w:sz w:val="18"/>
               </w:rPr>
-              <w:t>As per pharmacy regulations, medicines are non-returnable once invoiced. Full pharmacy bill is payable.</w:t>
+              <w:t>Invoiced medicines, food, and perishables cannot be returned to merchants</w:t>
             </w:r>
           </w:p>
         </w:tc>
@@ -810,7 +1122,7 @@
                 <w:color w:val="1E293B"/>
                 <w:sz w:val="18"/>
               </w:rPr>
-              <w:t>Order Out for Delivery / En Route</w:t>
+              <w:t>Out for Delivery / In Transit</w:t>
             </w:r>
             <w:r>
               <w:rPr>
@@ -848,7 +1160,7 @@
                 <w:color w:val="1E293B"/>
                 <w:sz w:val="18"/>
               </w:rPr>
-              <w:t>Non-cancellable (Full Fare Due)</w:t>
+              <w:t>Full Order Value</w:t>
             </w:r>
             <w:r>
               <w:rPr>
@@ -879,7 +1191,7 @@
                 <w:color w:val="1E293B"/>
                 <w:sz w:val="18"/>
               </w:rPr>
-              <w:t>Once items are in transit to destination, the order cannot be cancelled without full settlement.</w:t>
+              <w:t>Non-cancellable once transit has commenced</w:t>
             </w:r>
           </w:p>
         </w:tc>
@@ -888,37 +1200,468 @@
     <w:p/>
     <w:p>
       <w:pPr>
-        <w:spacing w:before="80" w:after="120"/>
-        <w:ind w:left="576"/>
+        <w:spacing w:before="120" w:after="120"/>
+      </w:pPr>
+      <w:r>
+        <w:rPr>
+          <w:color w:val="E2E8F0"/>
+        </w:rPr>
+        <w:t>———————————————————————————————————————————————————————</w:t>
+      </w:r>
+    </w:p>
+    <w:p>
+      <w:pPr>
+        <w:spacing w:before="200" w:after="60"/>
       </w:pPr>
       <w:r>
         <w:rPr>
           <w:b/>
           <w:color w:val="FF7D00"/>
+          <w:sz w:val="24"/>
         </w:rPr>
-        <w:t xml:space="preserve">┃  </w:t>
+        <w:t>C. Custom Work &amp; Errand Tasks</w:t>
       </w:r>
+    </w:p>
+    <w:tbl>
+      <w:tblPr>
+        <w:tblW w:type="auto" w:w="0"/>
+        <w:jc w:val="center"/>
+        <w:tblLayout w:type="autofit"/>
+        <w:tblLook w:firstColumn="1" w:firstRow="1" w:lastColumn="0" w:lastRow="0" w:noHBand="0" w:noVBand="1" w:val="04A0"/>
+      </w:tblPr>
+      <w:tblGrid>
+        <w:gridCol w:w="4968"/>
+        <w:gridCol w:w="4968"/>
+      </w:tblGrid>
+      <w:tr>
+        <w:tc>
+          <w:tcPr>
+            <w:tcW w:type="dxa" w:w="4968"/>
+            <w:shd w:fill="022B5E"/>
+            <w:tcMar>
+              <w:top w:w="140" w:type="dxa"/>
+              <w:bottom w:w="140" w:type="dxa"/>
+              <w:left w:w="140" w:type="dxa"/>
+              <w:right w:w="140" w:type="dxa"/>
+            </w:tcMar>
+          </w:tcPr>
+          <w:p>
+            <w:pPr>
+              <w:spacing w:after="40" w:before="40"/>
+            </w:pPr>
+            <w:r>
+              <w:rPr>
+                <w:b/>
+              </w:rPr>
+            </w:r>
+            <w:r>
+              <w:rPr>
+                <w:color w:val="FFFFFF"/>
+                <w:sz w:val="19"/>
+              </w:rPr>
+              <w:t>Task Status</w:t>
+            </w:r>
+          </w:p>
+        </w:tc>
+        <w:tc>
+          <w:tcPr>
+            <w:tcW w:type="dxa" w:w="4968"/>
+            <w:shd w:fill="022B5E"/>
+            <w:tcMar>
+              <w:top w:w="140" w:type="dxa"/>
+              <w:bottom w:w="140" w:type="dxa"/>
+              <w:left w:w="140" w:type="dxa"/>
+              <w:right w:w="140" w:type="dxa"/>
+            </w:tcMar>
+          </w:tcPr>
+          <w:p>
+            <w:pPr>
+              <w:spacing w:after="40" w:before="40"/>
+            </w:pPr>
+            <w:r>
+              <w:rPr>
+                <w:b/>
+              </w:rPr>
+            </w:r>
+            <w:r>
+              <w:rPr>
+                <w:color w:val="FFFFFF"/>
+                <w:sz w:val="19"/>
+              </w:rPr>
+              <w:t>Cancellation Fee</w:t>
+            </w:r>
+          </w:p>
+        </w:tc>
+      </w:tr>
+      <w:tr>
+        <w:tc>
+          <w:tcPr>
+            <w:tcW w:type="dxa" w:w="4968"/>
+            <w:shd w:fill="F8FAFC"/>
+            <w:tcMar>
+              <w:top w:w="100" w:type="dxa"/>
+              <w:bottom w:w="100" w:type="dxa"/>
+              <w:left w:w="140" w:type="dxa"/>
+              <w:right w:w="140" w:type="dxa"/>
+            </w:tcMar>
+          </w:tcPr>
+          <w:p>
+            <w:pPr>
+              <w:spacing w:after="40" w:before="40"/>
+            </w:pPr>
+            <w:r/>
+            <w:r>
+              <w:rPr>
+                <w:color w:val="1E293B"/>
+                <w:sz w:val="18"/>
+              </w:rPr>
+            </w:r>
+            <w:r>
+              <w:rPr>
+                <w:b/>
+                <w:color w:val="1E293B"/>
+                <w:sz w:val="18"/>
+              </w:rPr>
+              <w:t>Before Helper acceptance</w:t>
+            </w:r>
+            <w:r>
+              <w:rPr>
+                <w:color w:val="1E293B"/>
+                <w:sz w:val="18"/>
+              </w:rPr>
+            </w:r>
+          </w:p>
+        </w:tc>
+        <w:tc>
+          <w:tcPr>
+            <w:tcW w:type="dxa" w:w="4968"/>
+            <w:shd w:fill="F8FAFC"/>
+            <w:tcMar>
+              <w:top w:w="100" w:type="dxa"/>
+              <w:bottom w:w="100" w:type="dxa"/>
+              <w:left w:w="140" w:type="dxa"/>
+              <w:right w:w="140" w:type="dxa"/>
+            </w:tcMar>
+          </w:tcPr>
+          <w:p>
+            <w:pPr>
+              <w:spacing w:after="40" w:before="40"/>
+            </w:pPr>
+            <w:r/>
+            <w:r>
+              <w:rPr>
+                <w:color w:val="1E293B"/>
+                <w:sz w:val="18"/>
+              </w:rPr>
+            </w:r>
+            <w:r>
+              <w:rPr>
+                <w:b/>
+                <w:color w:val="1E293B"/>
+                <w:sz w:val="18"/>
+              </w:rPr>
+              <w:t>₹0 (Free)</w:t>
+            </w:r>
+            <w:r>
+              <w:rPr>
+                <w:color w:val="1E293B"/>
+                <w:sz w:val="18"/>
+              </w:rPr>
+            </w:r>
+          </w:p>
+        </w:tc>
+      </w:tr>
+      <w:tr>
+        <w:tc>
+          <w:tcPr>
+            <w:tcW w:type="dxa" w:w="4968"/>
+            <w:shd w:fill="FFFFFF"/>
+            <w:tcMar>
+              <w:top w:w="100" w:type="dxa"/>
+              <w:bottom w:w="100" w:type="dxa"/>
+              <w:left w:w="140" w:type="dxa"/>
+              <w:right w:w="140" w:type="dxa"/>
+            </w:tcMar>
+          </w:tcPr>
+          <w:p>
+            <w:pPr>
+              <w:spacing w:after="40" w:before="40"/>
+            </w:pPr>
+            <w:r/>
+            <w:r>
+              <w:rPr>
+                <w:color w:val="1E293B"/>
+                <w:sz w:val="18"/>
+              </w:rPr>
+            </w:r>
+            <w:r>
+              <w:rPr>
+                <w:b/>
+                <w:color w:val="1E293B"/>
+                <w:sz w:val="18"/>
+              </w:rPr>
+              <w:t>After acceptance &amp; travel started</w:t>
+            </w:r>
+            <w:r>
+              <w:rPr>
+                <w:color w:val="1E293B"/>
+                <w:sz w:val="18"/>
+              </w:rPr>
+            </w:r>
+          </w:p>
+        </w:tc>
+        <w:tc>
+          <w:tcPr>
+            <w:tcW w:type="dxa" w:w="4968"/>
+            <w:shd w:fill="FFFFFF"/>
+            <w:tcMar>
+              <w:top w:w="100" w:type="dxa"/>
+              <w:bottom w:w="100" w:type="dxa"/>
+              <w:left w:w="140" w:type="dxa"/>
+              <w:right w:w="140" w:type="dxa"/>
+            </w:tcMar>
+          </w:tcPr>
+          <w:p>
+            <w:pPr>
+              <w:spacing w:after="40" w:before="40"/>
+            </w:pPr>
+            <w:r/>
+            <w:r>
+              <w:rPr>
+                <w:color w:val="1E293B"/>
+                <w:sz w:val="18"/>
+              </w:rPr>
+            </w:r>
+            <w:r>
+              <w:rPr>
+                <w:b/>
+                <w:color w:val="1E293B"/>
+                <w:sz w:val="18"/>
+              </w:rPr>
+              <w:t>₹20 - ₹50 (Distance dependent)</w:t>
+            </w:r>
+            <w:r>
+              <w:rPr>
+                <w:color w:val="1E293B"/>
+                <w:sz w:val="18"/>
+              </w:rPr>
+            </w:r>
+          </w:p>
+        </w:tc>
+      </w:tr>
+      <w:tr>
+        <w:tc>
+          <w:tcPr>
+            <w:tcW w:type="dxa" w:w="4968"/>
+            <w:shd w:fill="F8FAFC"/>
+            <w:tcMar>
+              <w:top w:w="100" w:type="dxa"/>
+              <w:bottom w:w="100" w:type="dxa"/>
+              <w:left w:w="140" w:type="dxa"/>
+              <w:right w:w="140" w:type="dxa"/>
+            </w:tcMar>
+          </w:tcPr>
+          <w:p>
+            <w:pPr>
+              <w:spacing w:after="40" w:before="40"/>
+            </w:pPr>
+            <w:r/>
+            <w:r>
+              <w:rPr>
+                <w:color w:val="1E293B"/>
+                <w:sz w:val="18"/>
+              </w:rPr>
+            </w:r>
+            <w:r>
+              <w:rPr>
+                <w:b/>
+                <w:color w:val="1E293B"/>
+                <w:sz w:val="18"/>
+              </w:rPr>
+              <w:t>After task execution commenced</w:t>
+            </w:r>
+            <w:r>
+              <w:rPr>
+                <w:color w:val="1E293B"/>
+                <w:sz w:val="18"/>
+              </w:rPr>
+            </w:r>
+          </w:p>
+        </w:tc>
+        <w:tc>
+          <w:tcPr>
+            <w:tcW w:type="dxa" w:w="4968"/>
+            <w:shd w:fill="F8FAFC"/>
+            <w:tcMar>
+              <w:top w:w="100" w:type="dxa"/>
+              <w:bottom w:w="100" w:type="dxa"/>
+              <w:left w:w="140" w:type="dxa"/>
+              <w:right w:w="140" w:type="dxa"/>
+            </w:tcMar>
+          </w:tcPr>
+          <w:p>
+            <w:pPr>
+              <w:spacing w:after="40" w:before="40"/>
+            </w:pPr>
+            <w:r/>
+            <w:r>
+              <w:rPr>
+                <w:color w:val="1E293B"/>
+                <w:sz w:val="18"/>
+              </w:rPr>
+            </w:r>
+            <w:r>
+              <w:rPr>
+                <w:b/>
+                <w:color w:val="1E293B"/>
+                <w:sz w:val="18"/>
+              </w:rPr>
+              <w:t>Pro-rata task rate + Incurred expenses</w:t>
+            </w:r>
+            <w:r>
+              <w:rPr>
+                <w:color w:val="1E293B"/>
+                <w:sz w:val="18"/>
+              </w:rPr>
+            </w:r>
+          </w:p>
+        </w:tc>
+      </w:tr>
+    </w:tbl>
+    <w:p/>
+    <w:p>
+      <w:pPr>
+        <w:spacing w:before="120" w:after="120"/>
+      </w:pPr>
       <w:r>
         <w:rPr>
-          <w:color w:val="475569"/>
+          <w:color w:val="E2E8F0"/>
+        </w:rPr>
+        <w:t>———————————————————————————————————————————————————————</w:t>
+      </w:r>
+    </w:p>
+    <w:p>
+      <w:pPr>
+        <w:spacing w:before="240" w:after="80"/>
+      </w:pPr>
+      <w:r>
+        <w:rPr>
+          <w:b/>
+          <w:color w:val="022B5E"/>
+          <w:sz w:val="28"/>
+        </w:rPr>
+        <w:t>3. Partner or Platform-Initiated Cancellations</w:t>
+      </w:r>
+    </w:p>
+    <w:p>
+      <w:pPr>
+        <w:pStyle w:val="ListBullet"/>
+        <w:spacing w:after="60" w:line="276" w:lineRule="auto"/>
+      </w:pPr>
+      <w:r>
+        <w:rPr>
+          <w:color w:val="1E293B"/>
           <w:sz w:val="21"/>
         </w:rPr>
-        <w:t xml:space="preserve">[!NOTE] </w:t>
       </w:r>
       <w:r>
         <w:rPr>
           <w:b/>
-          <w:color w:val="475569"/>
+          <w:color w:val="1E293B"/>
           <w:sz w:val="21"/>
         </w:rPr>
-        <w:t>Upcoming Services:</w:t>
+        <w:t>Helper Non-Availability:</w:t>
       </w:r>
       <w:r>
         <w:rPr>
-          <w:color w:val="475569"/>
+          <w:color w:val="1E293B"/>
           <w:sz w:val="21"/>
         </w:rPr>
-        <w:t xml:space="preserve"> Cancellation rules for future service verticals (General Handyman, Groceries) will follow corresponding service category schedules.</w:t>
+        <w:t xml:space="preserve"> If an assigned helper is delayed or cancels, our automated dispatcher reallocates the nearest alternate helper at </w:t>
+      </w:r>
+      <w:r>
+        <w:rPr>
+          <w:b/>
+          <w:color w:val="1E293B"/>
+          <w:sz w:val="21"/>
+        </w:rPr>
+        <w:t>zero additional charge</w:t>
+      </w:r>
+      <w:r>
+        <w:rPr>
+          <w:color w:val="1E293B"/>
+          <w:sz w:val="21"/>
+        </w:rPr>
+        <w:t>.</w:t>
+      </w:r>
+    </w:p>
+    <w:p>
+      <w:pPr>
+        <w:pStyle w:val="ListBullet"/>
+        <w:spacing w:after="60" w:line="276" w:lineRule="auto"/>
+      </w:pPr>
+      <w:r>
+        <w:rPr>
+          <w:color w:val="1E293B"/>
+          <w:sz w:val="21"/>
+        </w:rPr>
+      </w:r>
+      <w:r>
+        <w:rPr>
+          <w:b/>
+          <w:color w:val="1E293B"/>
+          <w:sz w:val="21"/>
+        </w:rPr>
+        <w:t>Unserviceable Task:</w:t>
+      </w:r>
+      <w:r>
+        <w:rPr>
+          <w:color w:val="1E293B"/>
+          <w:sz w:val="21"/>
+        </w:rPr>
+        <w:t xml:space="preserve"> If no helper is available, or if the pickup location is unserviceable, the order is cancelled automatically with a </w:t>
+      </w:r>
+      <w:r>
+        <w:rPr>
+          <w:b/>
+          <w:color w:val="1E293B"/>
+          <w:sz w:val="21"/>
+        </w:rPr>
+        <w:t>100% immediate refund</w:t>
+      </w:r>
+      <w:r>
+        <w:rPr>
+          <w:color w:val="1E293B"/>
+          <w:sz w:val="21"/>
+        </w:rPr>
+        <w:t>.</w:t>
+      </w:r>
+    </w:p>
+    <w:p>
+      <w:pPr>
+        <w:pStyle w:val="ListBullet"/>
+        <w:spacing w:after="60" w:line="276" w:lineRule="auto"/>
+      </w:pPr>
+      <w:r>
+        <w:rPr>
+          <w:color w:val="1E293B"/>
+          <w:sz w:val="21"/>
+        </w:rPr>
+      </w:r>
+      <w:r>
+        <w:rPr>
+          <w:b/>
+          <w:color w:val="1E293B"/>
+          <w:sz w:val="21"/>
+        </w:rPr>
+        <w:t>Policy Violations:</w:t>
+      </w:r>
+      <w:r>
+        <w:rPr>
+          <w:color w:val="1E293B"/>
+          <w:sz w:val="21"/>
+        </w:rPr>
+        <w:t xml:space="preserve"> Need2Done reserves the right to cancel any task that violates our Prohibited Tasks Policy.</w:t>
       </w:r>
     </w:p>
     <w:p>
@@ -942,99 +1685,7 @@
           <w:color w:val="022B5E"/>
           <w:sz w:val="28"/>
         </w:rPr>
-        <w:t>3. Partner / Helper-Initiated Cancellations</w:t>
-      </w:r>
-    </w:p>
-    <w:p>
-      <w:pPr>
-        <w:pStyle w:val="ListBullet"/>
-        <w:spacing w:after="60" w:line="276" w:lineRule="auto"/>
-      </w:pPr>
-      <w:r>
-        <w:rPr>
-          <w:color w:val="1E293B"/>
-          <w:sz w:val="21"/>
-        </w:rPr>
-        <w:t xml:space="preserve">If an assigned Helper cancels or is unresponsive for more than 5 minutes, Need2Done's automated dispatcher will automatically reassign the next nearest available Helper at </w:t>
-      </w:r>
-      <w:r>
-        <w:rPr>
-          <w:b/>
-          <w:color w:val="1E293B"/>
-          <w:sz w:val="21"/>
-        </w:rPr>
-        <w:t>no extra cost</w:t>
-      </w:r>
-      <w:r>
-        <w:rPr>
-          <w:color w:val="1E293B"/>
-          <w:sz w:val="21"/>
-        </w:rPr>
-        <w:t xml:space="preserve"> to the customer.</w:t>
-      </w:r>
-    </w:p>
-    <w:p>
-      <w:pPr>
-        <w:pStyle w:val="ListBullet"/>
-        <w:spacing w:after="60" w:line="276" w:lineRule="auto"/>
-      </w:pPr>
-      <w:r>
-        <w:rPr>
-          <w:color w:val="1E293B"/>
-          <w:sz w:val="21"/>
-        </w:rPr>
-        <w:t xml:space="preserve">If no alternate Helper is available, the order is cancelled automatically and any prepaid amount is </w:t>
-      </w:r>
-      <w:r>
-        <w:rPr>
-          <w:b/>
-          <w:color w:val="1E293B"/>
-          <w:sz w:val="21"/>
-        </w:rPr>
-        <w:t>100% refunded immediately</w:t>
-      </w:r>
-      <w:r>
-        <w:rPr>
-          <w:color w:val="1E293B"/>
-          <w:sz w:val="21"/>
-        </w:rPr>
-        <w:t>.</w:t>
-      </w:r>
-    </w:p>
-    <w:p>
-      <w:pPr>
-        <w:spacing w:before="120" w:after="120"/>
-      </w:pPr>
-      <w:r>
-        <w:rPr>
-          <w:color w:val="E2E8F0"/>
-        </w:rPr>
-        <w:t>———————————————————————————————————————————————————————</w:t>
-      </w:r>
-    </w:p>
-    <w:p>
-      <w:pPr>
-        <w:spacing w:before="240" w:after="80"/>
-      </w:pPr>
-      <w:r>
-        <w:rPr>
-          <w:b/>
-          <w:color w:val="022B5E"/>
-          <w:sz w:val="28"/>
-        </w:rPr>
-        <w:t>4. Platform-Initiated Cancellations</w:t>
-      </w:r>
-    </w:p>
-    <w:p>
-      <w:pPr>
-        <w:spacing w:after="120" w:line="276" w:lineRule="auto"/>
-      </w:pPr>
-      <w:r>
-        <w:rPr>
-          <w:color w:val="1E293B"/>
-          <w:sz w:val="21"/>
-        </w:rPr>
-        <w:t>Need2Done reserves the right to cancel orders under the following circumstances:</w:t>
+        <w:t>4. How to Cancel</w:t>
       </w:r>
     </w:p>
     <w:p>
@@ -1047,7 +1698,7 @@
           <w:color w:val="1E293B"/>
           <w:sz w:val="21"/>
         </w:rPr>
-        <w:t>Contact information or delivery address provided is incomplete or unserviceable.</w:t>
+        <w:t>Open your active WhatsApp conversation with Need2Done and type `Cancel Order` or select `Manage Booking -&gt; Cancel`.</w:t>
       </w:r>
     </w:p>
     <w:p>
@@ -1060,83 +1711,7 @@
           <w:color w:val="1E293B"/>
           <w:sz w:val="21"/>
         </w:rPr>
-        <w:t>The requested task violates our Prohibited Tasks Policy (e.g. hazardous materials, restricted substances).</w:t>
-      </w:r>
-    </w:p>
-    <w:p>
-      <w:pPr>
-        <w:pStyle w:val="ListNumber"/>
-        <w:spacing w:after="60" w:line="276" w:lineRule="auto"/>
-      </w:pPr>
-      <w:r>
-        <w:rPr>
-          <w:color w:val="1E293B"/>
-          <w:sz w:val="21"/>
-        </w:rPr>
-        <w:t>The customer is unreachable for over 10 minutes upon Helper arrival at pickup or drop-off destination.</w:t>
-      </w:r>
-    </w:p>
-    <w:p>
-      <w:pPr>
-        <w:pStyle w:val="ListNumber"/>
-        <w:spacing w:after="60" w:line="276" w:lineRule="auto"/>
-      </w:pPr>
-      <w:r>
-        <w:rPr>
-          <w:color w:val="1E293B"/>
-          <w:sz w:val="21"/>
-        </w:rPr>
-        <w:t>Extreme weather emergencies, curfews, or local law enforcement restrictions preventing safe transit.</w:t>
-      </w:r>
-    </w:p>
-    <w:p>
-      <w:pPr>
-        <w:spacing w:before="120" w:after="120"/>
-      </w:pPr>
-      <w:r>
-        <w:rPr>
-          <w:color w:val="E2E8F0"/>
-        </w:rPr>
-        <w:t>———————————————————————————————————————————————————————</w:t>
-      </w:r>
-    </w:p>
-    <w:p>
-      <w:pPr>
-        <w:spacing w:before="240" w:after="80"/>
-      </w:pPr>
-      <w:r>
-        <w:rPr>
-          <w:b/>
-          <w:color w:val="022B5E"/>
-          <w:sz w:val="28"/>
-        </w:rPr>
-        <w:t>5. How to Cancel</w:t>
-      </w:r>
-    </w:p>
-    <w:p>
-      <w:pPr>
-        <w:pStyle w:val="ListNumber"/>
-        <w:spacing w:after="60" w:line="276" w:lineRule="auto"/>
-      </w:pPr>
-      <w:r>
-        <w:rPr>
-          <w:color w:val="1E293B"/>
-          <w:sz w:val="21"/>
-        </w:rPr>
-        <w:t>Send `Cancel Order` or select `Manage Order -&gt; Cancel` on the Need2Done WhatsApp Bot.</w:t>
-      </w:r>
-    </w:p>
-    <w:p>
-      <w:pPr>
-        <w:pStyle w:val="ListNumber"/>
-        <w:spacing w:after="60" w:line="276" w:lineRule="auto"/>
-      </w:pPr>
-      <w:r>
-        <w:rPr>
-          <w:color w:val="1E293B"/>
-          <w:sz w:val="21"/>
-        </w:rPr>
-        <w:t>Alternatively, reach our live support desk via WhatsApp or support portal.</w:t>
+        <w:t>For Web Home Services bookings, click `Cancel Booking` from your live confirmation link or contact support.</w:t>
       </w:r>
     </w:p>
     <w:sectPr>
